--- a/app/static/plantillas/07 ADJUDICACION.docx
+++ b/app/static/plantillas/07 ADJUDICACION.docx
@@ -4650,16 +4650,6 @@
                 <w:szCs w:val="20"/>
               </w:rPr>
               <w:t xml:space="preserve"> </w:t>
-            </w:r>
-            <w:r>
-              <w:rPr>
-                <w:rFonts w:ascii="Arial" w:hAnsi="Arial" w:cs="Arial"/>
-                <w:b/>
-                <w:w w:val="105"/>
-                <w:sz w:val="20"/>
-                <w:szCs w:val="20"/>
-              </w:rPr>
-              <w:t xml:space="preserve">$ </w:t>
             </w:r>
             <w:proofErr w:type="gramStart"/>
             <w:r>
